--- a/docs/word-arsip/(ARSIP) jurnal-prompt.docx
+++ b/docs/word-arsip/(ARSIP) jurnal-prompt.docx
@@ -104,7 +104,7 @@
         <w:pStyle w:val="ListBullet"/>
       </w:pPr>
       <w:r>
-        <w:t>**Status**: belum terisi — slice 01–03 belum dikerjakan.</w:t>
+        <w:t>**Waktu**: 5 Oktober 2026 ± 19.50 WIB sampai 6 Oktober 2026 09.50 WIB (± 14 jam kerja berselang, termasuk perbaikan pagar mutu).</w:t>
       </w:r>
     </w:p>
     <w:p>
@@ -112,7 +112,31 @@
         <w:pStyle w:val="ListBullet"/>
       </w:pPr>
       <w:r>
-        <w:t>**Rencana isi**: tujuan, prompt inti, hasil, dan rujukan tanggal-jam ke log mentah saat slice 01–03 dikerjakan (login/verifikasi email/guru dari seeder; sekolah, kelas, mapel, murid, impor CSV, pengaturan tiga lapis; bank soal, kuis, tag, soal objektif).</w:t>
+        <w:t>**Tujuan**: mengubah kerangka menjadi fitur asli — (1) auth lengkap (masuk, daftar, verifikasi email, lupa sandi, sesi cookie Sanctum, peran guru/admin/murid, middleware "akun layak"); (2) data induk sekolah, kelas, mapel, murid, impor &amp; ekspor CSV, pengaturan tiga lapis (sekolah → kelas → kuis, dengan kunci sekolah); (3) bank soal + kuis + tag: enam belas berkas backend (registry empat tipe soal objektif, kebijakan akses, validasi kelengkapan publikasi, soal terkunci saat kuis berjalan) dan antarmuka guru/murid (editor soal dengan pratinjau, pengelola kuis dengan jadwal &amp; susun soal, halaman tag, daftar ulangan murid).</w:t>
+      </w:r>
+    </w:p>
+    <w:p>
+      <w:pPr>
+        <w:pStyle w:val="ListBullet"/>
+      </w:pPr>
+      <w:r>
+        <w:t>**Prompt inti (ringkas)**: (a) "mulai fitur asli" — kerjakan slice berikutnya sampai hijau, jangan lompat; (b) "lanjutkan" — slice 02 (sekolah/kelas/mapel/murid/impor CSV/pengaturan); (c) "lanjutkan" lalu "lanjut" — slice 03 (bank soal, kuis, tag, soal objektif), termasuk permintaan UX auth yang menyertai: setelah daftar langsung masuk, pengiriman email jangan mematikan pendaftaran (fail-open), dan tautan verifikasi/reset sandi harus sekali pakai.</w:t>
+      </w:r>
+    </w:p>
+    <w:p>
+      <w:pPr>
+        <w:pStyle w:val="ListBullet"/>
+      </w:pPr>
+      <w:r>
+        <w:t>**Hasil**: commit berurutan `eb5327e` → `82c030c` (slice 01 backend+frontend, slice 02 backend+frontend, dokumentasi, UI baru, slice 03 backend, auth UX, hapus maskot). `./verify.sh` hijau di setiap akhir slice; kondisi terakhir **Pest 59 passed (297 assertions)**, **Pint 139 berkas**, **Vitest 21 berkas/122 test**, **realtime 2 test**, `npm run build` sukses. Bukti perilaku lewat browser sungguhan: smoke CDP slice 02 (login guru; halaman Kelas/Mapel/Murid/Impor/Pengaturan berisi data seeder) dan smoke CDP slice 03 **8/8 lulus** (guru membuat tag + soal lewat formulir, menjadwalkan &amp; menerbitkan kuis, murid membuka kuisnya tanpa melihat kunci jawaban).</w:t>
+      </w:r>
+    </w:p>
+    <w:p>
+      <w:pPr>
+        <w:pStyle w:val="ListBullet"/>
+      </w:pPr>
+      <w:r>
+        <w:t>**Rujukan log mentah**: `log-mentah/2026-10-05-prompt-2.md` — `2026-10-05 ±19:5x WIB` (permintaan "mulai fitur asli"), `2026-10-06 dini hari WIB` (lanjutan slice 01), `2026-10-06 04:54 WIB` (slice 02), `2026-10-06 06:42 WIB` (patch UI baru, smoke CDP, tata ulang Word, revisi mapel tanpa guru pengampu), `2026-10-06 ±07.00–09.49 WIB` (commit bertahap, frontend slice 03, pagar mutu, smoke 8/8).</w:t>
       </w:r>
     </w:p>
     <w:p>

--- a/docs/word-arsip/(ARSIP) jurnal-prompt.docx
+++ b/docs/word-arsip/(ARSIP) jurnal-prompt.docx
@@ -158,7 +158,39 @@
         <w:pStyle w:val="ListBullet"/>
       </w:pPr>
       <w:r>
-        <w:t>**Status**: belum terisi — slice 04–06 belum dikerjakan.</w:t>
+        <w:t>**Waktu**: 6 Oktober 2026 (slice 04 pagi–siang; slice 05 menyusul).</w:t>
+      </w:r>
+    </w:p>
+    <w:p>
+      <w:pPr>
+        <w:pStyle w:val="ListBullet"/>
+      </w:pPr>
+      <w:r>
+        <w:t>**Tujuan**: mengubah kerangka menjadi mesin ulangan sungguhan — murid mengerjakan kuis dengan pengacakan dan autosave, jawaban dinilai server, hasil tampil tanpa kunci; lalu sistem skor yang adil (skor asli permanen, retry terkontrol, ranking dari skor asli, badge per mapel, remedial otomatis, laporan pemahaman per tema/tag).</w:t>
+      </w:r>
+    </w:p>
+    <w:p>
+      <w:pPr>
+        <w:pStyle w:val="ListBullet"/>
+      </w:pPr>
+      <w:r>
+        <w:t>**Prompt inti (ringkas)**: (a) "lanjutkan" — slice 04 (pengerjaan, penilaian objektif, deadline server, submit idempoten, halaman hasil); (b) "lanjutkan" — slice 05 (retry, ranking, badge, remedial, laporan per tag) termasuk permintaan singkat "sudah tau paletnya kan? dan warna yang untuk guru dan murid?" yang dijawab dari `chunks/theme.json`: latar #F8FAFC, sidebar/panel guru #1A2F65, aksen #0EA5E9, pendukung #95A7D5, sorot hangat murid #EEF385 (selalu dengan garis tepi), teks #0F172A, dan mode gelap #0B1530/#14214A — semua hex hanya di blok variabel `theme.css`.</w:t>
+      </w:r>
+    </w:p>
+    <w:p>
+      <w:pPr>
+        <w:pStyle w:val="ListBullet"/>
+      </w:pPr>
+      <w:r>
+        <w:t>**Hasil**: slice 04 — migrasi `attempts`/`answers`, `AttemptService` (mulai/jawab/kumpulkan/`PenilaianObjektif`/`Pengacakan`), layar `/kerjakan/:kuisId` dan `/hasil/:attemptId`; temuan bug zona waktu (jadwal bergeser 7 jam) diperbaiki lewat `keIso()`/`keLokal()`. Slice 05 — kolom `attempt_no`/`asli`, section `Report` (Ranking/Badge/Remedial/LaporanTag), kunci pengaturan baru (`ambang_paham`, `ambang_mulai_paham`, `data_minimum_tag`) dan **ranking bawaan mati**, halaman `/peringkat/:kuisId`, `/kuis/:id/laporan`, `/badge`, `/progres-tema`. Kondisi terakhir: **Pest 79 passed (491 assertions)**, **Pint 166 berkas**, **Vitest 25 berkas/156 test**, **realtime 2 test**, `npm run build` sukses; smoke CDP slice 04 **13/13** dan slice 05 **17/17** lulus. Slice 06 (koreksi manual isian/uraian) belum dikerjakan.</w:t>
+      </w:r>
+    </w:p>
+    <w:p>
+      <w:pPr>
+        <w:pStyle w:val="ListBullet"/>
+      </w:pPr>
+      <w:r>
+        <w:t>**Rujukan log mentah**: `log-mentah/2026-10-05-prompt-2.md` — `2026-10-06 11:10 WIB` (slice 04: backend, verifikasi, frontend, bug jadwal 7 jam, pagar mutu, smoke 13/13) dan `2026-10-06` (slice 05: rintisan diverifikasi, section Report, test 8/100, frontend, `memory_limit` suite, smoke 17/17).</w:t>
       </w:r>
     </w:p>
     <w:p>

--- a/docs/word-arsip/(ARSIP) jurnal-prompt.docx
+++ b/docs/word-arsip/(ARSIP) jurnal-prompt.docx
@@ -158,7 +158,7 @@
         <w:pStyle w:val="ListBullet"/>
       </w:pPr>
       <w:r>
-        <w:t>**Waktu**: 6 Oktober 2026 (slice 04 pagi–siang; slice 05 menyusul).</w:t>
+        <w:t>**Waktu**: 6 Oktober 2026 (slice 04 pagi–siang; slice 05 siang; slice 06 sore, ditutup dengan perbaikan bug penilaian isian).</w:t>
       </w:r>
     </w:p>
     <w:p>
@@ -166,7 +166,7 @@
         <w:pStyle w:val="ListBullet"/>
       </w:pPr>
       <w:r>
-        <w:t>**Tujuan**: mengubah kerangka menjadi mesin ulangan sungguhan — murid mengerjakan kuis dengan pengacakan dan autosave, jawaban dinilai server, hasil tampil tanpa kunci; lalu sistem skor yang adil (skor asli permanen, retry terkontrol, ranking dari skor asli, badge per mapel, remedial otomatis, laporan pemahaman per tema/tag).</w:t>
+        <w:t>**Tujuan**: mengubah kerangka menjadi mesin ulangan sungguhan — murid mengerjakan kuis dengan pengacakan dan autosave, jawaban dinilai server, hasil tampil tanpa kunci; lalu sistem skor yang adil (skor asli permanen, retry terkontrol, ranking dari skor asli, badge per mapel, remedial otomatis, laporan pemahaman per tema/tag); dan akhirnya paket soal lengkap — delapan tipe soal (enam objektif + isian singkat &amp; uraian bertingkat) beserta koreksi manual guru yang teraudit.</w:t>
       </w:r>
     </w:p>
     <w:p>
@@ -174,7 +174,7 @@
         <w:pStyle w:val="ListBullet"/>
       </w:pPr>
       <w:r>
-        <w:t>**Prompt inti (ringkas)**: (a) "lanjutkan" — slice 04 (pengerjaan, penilaian objektif, deadline server, submit idempoten, halaman hasil); (b) "lanjutkan" — slice 05 (retry, ranking, badge, remedial, laporan per tag) termasuk permintaan singkat "sudah tau paletnya kan? dan warna yang untuk guru dan murid?" yang dijawab dari `chunks/theme.json`: latar #F8FAFC, sidebar/panel guru #1A2F65, aksen #0EA5E9, pendukung #95A7D5, sorot hangat murid #EEF385 (selalu dengan garis tepi), teks #0F172A, dan mode gelap #0B1530/#14214A — semua hex hanya di blok variabel `theme.css`.</w:t>
+        <w:t>**Prompt inti (ringkas)**: (a) "lanjutkan" — slice 04 (pengerjaan, penilaian objektif, deadline server, submit idempoten, halaman hasil); (b) "lanjutkan" — slice 05 (retry, ranking, badge, remedial, laporan per tag) termasuk permintaan singkat "sudah tau paletnya kan? dan warna yang untuk guru dan murid?" yang dijawab dari `chunks/theme.json`: latar #F8FAFC, sidebar/panel guru #1A2F65, aksen #0EA5E9, pendukung #95A7D5, sorot hangat murid #EEF385 (selalu dengan garis tepi), teks #0F172A, dan mode gelap #0B1530/#14214A — semua hex hanya di blok variabel `theme.css`; (c) "lanjut" — slice 06 sebagai MVP fitur yang belum ada, dengan arahan pengguna lewat pilihan ganda: "Slice 06: isian/uraian + koreksi manual, semua nya (mvp untuk fitur yang ada ui dan testable namun ketat di pure sys no ui seperti cache dll)", dan "tunda dulu, fokus fitur" untuk bagian deploy.</w:t>
       </w:r>
     </w:p>
     <w:p>
@@ -182,15 +182,7 @@
         <w:pStyle w:val="ListBullet"/>
       </w:pPr>
       <w:r>
-        <w:t>**Hasil**: slice 04 — migrasi `attempts`/`answers`, `AttemptService` (mulai/jawab/kumpulkan/`PenilaianObjektif`/`Pengacakan`), layar `/kerjakan/:kuisId` dan `/hasil/:attemptId`; temuan bug zona waktu (jadwal bergeser 7 jam) diperbaiki lewat `keIso()`/`keLokal()`. Slice 05 — kolom `attempt_no`/`asli`, section `Report` (Ranking/Badge/Remedial/LaporanTag), kunci pengaturan baru (`ambang_paham`, `ambang_mulai_paham`, `data_minimum_tag`) dan **ranking bawaan mati**, halaman `/peringkat/:kuisId`, `/kuis/:id/laporan`, `/badge`, `/progres-tema`. Kondisi terakhir: **Pest 79 passed (491 assertions)**, **Pint 166 berkas**, **Vitest 25 berkas/156 test**, **realtime 2 test**, `npm run build` sukses; smoke CDP slice 04 **13/13** dan slice 05 **17/17** lulus. Slice 06 (koreksi manual isian/uraian) belum dikerjakan.</w:t>
-      </w:r>
-    </w:p>
-    <w:p>
-      <w:pPr>
-        <w:pStyle w:val="ListBullet"/>
-      </w:pPr>
-      <w:r>
-        <w:t>**Rujukan log mentah**: `log-mentah/2026-10-05-prompt-2.md` — `2026-10-06 11:10 WIB` (slice 04: backend, verifikasi, frontend, bug jadwal 7 jam, pagar mutu, smoke 13/13) dan `2026-10-06` (slice 05: rintisan diverifikasi, section Report, test 8/100, frontend, `memory_limit` suite, smoke 17/17).</w:t>
+        <w:t>**Hasil**: slice 04 — migrasi `attempts`/`answers`, `AttemptService` (mulai/jawab/kumpulkan/`PenilaianObjektif`/`Pengacakan`), layar `/kerjakan/:kuisId` dan `/hasil/:attemptId`; temuan bug zona waktu (jadwal bergeser 7 jam) diperbaiki lewat `keIso()`/`keLokal()`. Slice 05 — kolom `attempt_no`/`asli`, section `Report` (Ranking/Badge/Remedial/LaporanTag), kunci pengaturan baru (`ambang_paham`, `ambang_mulai_paham`, `data_minimum_tag`) dan **ranking bawaan mati**, halaman `/peringkat/:kuisId`, `/kuis/:id/laporan`, `/badge`, `/progres-tema`. Slice 06 — registry delapan tipe soal (tambah `letak_kata`, `hubung_kata`, `isian_singkat`, `uraian`), `BantuanTeks`/`PenanganIsianSingkat`/`PenanganUraian` beserta `PenilaianTeks` dan router `PenilaiSoal`, tabel `confirmation_tokens` + kolom `answers.dinilai_manual`/`alasan_koreksi`, `TokenKonfirmasiService` (token hash, 300 detik, sekali pakai) dan `KoreksiService` (antrean → token → koreksi teraudit + `hitungUlang()`), editor soal &amp; renderer untuk empat tipe baru (frontend), serta halaman guru `/kuis/:id/koreksi`. Kondisi terakhir: **Pest 88 passed (598 assertions)**, **Pint 182 berkas**, **Vitest 27 berkas/193 test**, **realtime 2 test**, `npm run build` sukses; smoke CDP slice 04 **13/13**, slice 05 **17/17**, dan slice 06 **27/27** lulus (yang pertama langsung menemukan bug penilaian isian → diperbaiki dan diuji ulang).- **Rujukan log mentah**: `log-mentah/2026-10-05-prompt-2.md` — `2026-10-06 11:10 WIB` (slice 04: backend, verifikasi, frontend, bug jadwal 7 jam, pagar mutu, smoke 13/13), `2026-10-06` (slice 05: rintisan diverifikasi, section Report, test 8/100, frontend, `memory_limit` suite, smoke 17/17), dan `2026-10-06 sore–malam WIB` (slice 06: pusatkan berkas uji, dokumentasi penanda, backend delapan tipe + koreksi manual, frontend editor/renderer/antrean koreksi, penambahan Vitest, smoke 27/27 yang menemukan bug `angka_persis`, sampai ekspor Word dan push).</w:t>
       </w:r>
     </w:p>
     <w:p>

--- a/docs/word-arsip/(ARSIP) jurnal-prompt.docx
+++ b/docs/word-arsip/(ARSIP) jurnal-prompt.docx
@@ -182,7 +182,15 @@
         <w:pStyle w:val="ListBullet"/>
       </w:pPr>
       <w:r>
-        <w:t>**Hasil**: slice 04 — migrasi `attempts`/`answers`, `AttemptService` (mulai/jawab/kumpulkan/`PenilaianObjektif`/`Pengacakan`), layar `/kerjakan/:kuisId` dan `/hasil/:attemptId`; temuan bug zona waktu (jadwal bergeser 7 jam) diperbaiki lewat `keIso()`/`keLokal()`. Slice 05 — kolom `attempt_no`/`asli`, section `Report` (Ranking/Badge/Remedial/LaporanTag), kunci pengaturan baru (`ambang_paham`, `ambang_mulai_paham`, `data_minimum_tag`) dan **ranking bawaan mati**, halaman `/peringkat/:kuisId`, `/kuis/:id/laporan`, `/badge`, `/progres-tema`. Slice 06 — registry delapan tipe soal (tambah `letak_kata`, `hubung_kata`, `isian_singkat`, `uraian`), `BantuanTeks`/`PenanganIsianSingkat`/`PenanganUraian` beserta `PenilaianTeks` dan router `PenilaiSoal`, tabel `confirmation_tokens` + kolom `answers.dinilai_manual`/`alasan_koreksi`, `TokenKonfirmasiService` (token hash, 300 detik, sekali pakai) dan `KoreksiService` (antrean → token → koreksi teraudit + `hitungUlang()`), editor soal &amp; renderer untuk empat tipe baru (frontend), serta halaman guru `/kuis/:id/koreksi`. Kondisi terakhir: **Pest 88 passed (598 assertions)**, **Pint 182 berkas**, **Vitest 27 berkas/193 test**, **realtime 2 test**, `npm run build` sukses; smoke CDP slice 04 **13/13**, slice 05 **17/17**, dan slice 06 **27/27** lulus (yang pertama langsung menemukan bug penilaian isian → diperbaiki dan diuji ulang).- **Rujukan log mentah**: `log-mentah/2026-10-05-prompt-2.md` — `2026-10-06 11:10 WIB` (slice 04: backend, verifikasi, frontend, bug jadwal 7 jam, pagar mutu, smoke 13/13), `2026-10-06` (slice 05: rintisan diverifikasi, section Report, test 8/100, frontend, `memory_limit` suite, smoke 17/17), dan `2026-10-06 sore–malam WIB` (slice 06: pusatkan berkas uji, dokumentasi penanda, backend delapan tipe + koreksi manual, frontend editor/renderer/antrean koreksi, penambahan Vitest, smoke 27/27 yang menemukan bug `angka_persis`, sampai ekspor Word dan push).</w:t>
+        <w:t>**Hasil**: slice 04 — migrasi `attempts`/`answers`, `AttemptService` (mulai/jawab/kumpulkan/`PenilaianObjektif`/`Pengacakan`), layar `/kerjakan/:kuisId` dan `/hasil/:attemptId`; temuan bug zona waktu (jadwal bergeser 7 jam) diperbaiki lewat `keIso()`/`keLokal()`. Slice 05 — kolom `attempt_no`/`asli`, section `Report` (Ranking/Badge/Remedial/LaporanTag), kunci pengaturan baru (`ambang_paham`, `ambang_mulai_paham`, `data_minimum_tag`) dan **ranking bawaan mati**, halaman `/peringkat/:kuisId`, `/kuis/:id/laporan`, `/badge`, `/progres-tema`. Slice 06 — registry delapan tipe soal (tambah `letak_kata`, `hubung_kata`, `isian_singkat`, `uraian`), `BantuanTeks`/`PenanganIsianSingkat`/`PenanganUraian` beserta `PenilaianTeks` dan router `PenilaiSoal`, tabel `confirmation_tokens` + kolom `answers.dinilai_manual`/`alasan_koreksi`, `TokenKonfirmasiService` (token hash, 300 detik, sekali pakai) dan `KoreksiService` (antrean → token → koreksi teraudit + `hitungUlang()`), editor soal &amp; renderer untuk empat tipe baru (frontend), serta halaman guru `/kuis/:id/koreksi`. Kondisi terakhir: **Pest 88 passed (598 assertions)**, **Pint 182 berkas**, **Vitest 27 berkas/193 test**, **realtime 2 test**, `npm run build` sukses; smoke CDP slice 04 **13/13**, slice 05 **17/17**, dan slice 06 **27/27** lulus (yang pertama langsung menemukan bug penilaian isian → diperbaiki dan diuji ulang). Ditutup dengan **putaran audit library &amp; kualitas kode**: laporan audit dari snapshot zip lama diperiksa ulang terhadap kode berjalan (sebagian temuan ternyata usang), lalu diperbaiki — tautan reset sandi kini benar-benar menuju frontend, akun *suspended* tidak lagi dihidupkan tautan verifikasi, waktu respons login diseragamkan + throttle per-IP, closure rute diganti controller agar `route:cache` jalan, peran punya satu penulis (`User::tetapkanPeran`), arch test controller diperbaiki, klien CSRF frontend di-cache, dan scaffold Tailwind backend dibersihkan (root backend kini mengalihkan ke frontend). Satu temuan (**enumerasi email saat daftar**) sengaja dipertahankan 422 dan dicatat jujur karena berbenturan dengan alur auto-login. Kondisi terakhir: **Pest 95 passed (629 assertions)**, **Pint 183 berkas**, **Vitest 27 berkas/197 test**.</w:t>
+      </w:r>
+    </w:p>
+    <w:p>
+      <w:pPr>
+        <w:pStyle w:val="ListBullet"/>
+      </w:pPr>
+      <w:r>
+        <w:t>**Rujukan log mentah**: `log-mentah/2026-10-05-prompt-2.md` — `2026-10-06 11:10 WIB` (slice 04: backend, verifikasi, frontend, bug jadwal 7 jam, pagar mutu, smoke 13/13), `2026-10-06` (slice 05: rintisan diverifikasi, section Report, test 8/100, frontend, `memory_limit` suite, smoke 17/17), dan `2026-10-06 sore–malam WIB` (slice 06: pusatkan berkas uji, dokumentasi penanda, backend delapan tipe + koreksi manual, frontend editor/renderer/antrean koreksi, penambahan Vitest, smoke 27/27 yang menemukan bug `angka_persis`, sampai ekspor Word dan push), dan `2026-10-06 19:41 WIB` (putaran audit slice 01: prompt "cek" + laporan audit, verdict tiap temuan, keputusan pengguna "semua termasuk B2" dengan trade-off "pertahankan 422 + note jujur", perbaikan backend/frontend, verifikasi akhir 95/629 + 197 test, build, route:cache, root redirect, sampai dokumentasi A.10 dan ekspor Word).</w:t>
       </w:r>
     </w:p>
     <w:p>

--- a/docs/word-arsip/(ARSIP) jurnal-prompt.docx
+++ b/docs/word-arsip/(ARSIP) jurnal-prompt.docx
@@ -212,7 +212,142 @@
         <w:pStyle w:val="ListBullet"/>
       </w:pPr>
       <w:r>
-        <w:t>**Status**: belum terisi — slice 07–09 belum dikerjakan.</w:t>
+        <w:t>**Waktu**: 6 Oktober 2026, malam (slice 07), setelah putaran audit slice 01 ditutup dan di-push.</w:t>
+      </w:r>
+    </w:p>
+    <w:p>
+      <w:pPr>
+        <w:pStyle w:val="ListBullet"/>
+      </w:pPr>
+      <w:r>
+        <w:t>**Tujuan**: mengubah ulangan agar bisa dipantau dengan jujur — proteksi tiga lapis yang **fail-open** dan</w:t>
+      </w:r>
+    </w:p>
+    <w:p>
+      <w:r>
+        <w:t>default mati, presence yang hemat kuota (tanpa detak jantung), dan Live Monitor guru yang tetap berisi walau</w:t>
+      </w:r>
+    </w:p>
+    <w:p>
+      <w:r>
+        <w:t>service realtime mati.</w:t>
+      </w:r>
+    </w:p>
+    <w:p>
+      <w:pPr>
+        <w:pStyle w:val="ListBullet"/>
+      </w:pPr>
+      <w:r>
+        <w:t>**Prompt inti (ringkas)**: pengguna lebih dulu bertanya "ada fitur yang belum selesai?" (jawaban saya:</w:t>
+      </w:r>
+    </w:p>
+    <w:p>
+      <w:r>
+        <w:t>14 butir, slice 07–10, dengan deploy sebagai satu-satunya yang aturan lomba tandai tidak boleh dipotong),</w:t>
+      </w:r>
+    </w:p>
+    <w:p>
+      <w:r>
+        <w:t>lalu memberi izin: "boleh lanjutkan". Deploy tetap ditunda sesuai permintaan sebelumnya ("tunda dulu, fokus</w:t>
+      </w:r>
+    </w:p>
+    <w:p>
+      <w:r>
+        <w:t>fitur"), jadi yang dikerjakan adalah slice berikutnya secara berurutan: **slice 07**.</w:t>
+      </w:r>
+    </w:p>
+    <w:p>
+      <w:pPr>
+        <w:pStyle w:val="ListBullet"/>
+      </w:pPr>
+      <w:r>
+        <w:t>**Hasil**: section `Cheat` (enum 13 kategori + skor risiko, catatan **append-only**, service tulis/baca/tinjau</w:t>
+      </w:r>
+    </w:p>
+    <w:p>
+      <w:r>
+        <w:t>+ audit) dan `Presence` (kehadiran dari aktivitas normal dengan ambang 45 detik, deteksi sesi ganda, catatan</w:t>
+      </w:r>
+    </w:p>
+    <w:p>
+      <w:r>
+        <w:t>lama tidak aktif, tiket SSE sekali pakai, snapshot Live Monitor); orkestrator klien `useExamSecurity`</w:t>
+      </w:r>
+    </w:p>
+    <w:p>
+      <w:r>
+        <w:t>beserta pengirim kejadian berkelompok (dedupe, antrean offline 200 entri/48 jam, aturan retry), presence</w:t>
+      </w:r>
+    </w:p>
+    <w:p>
+      <w:r>
+        <w:t>ping + `sendBeacon`, dan halaman guru `/kuis/:id/monitor` dengan polling 5 detik sebagai jalur keselamatan</w:t>
+      </w:r>
+    </w:p>
+    <w:p>
+      <w:r>
+        <w:t>plus SSE dari Node bila hidup. Service Node mendapat endpoint `GET /sse/monitor` (tiket dari Redis, `GETDEL`,</w:t>
+      </w:r>
+    </w:p>
+    <w:p>
+      <w:r>
+        <w:t>cek Origin, `X-Accel-Buffering: no`, keepalive). Kondisi terakhir: **Pest 107 passed (740 assertions)**,</w:t>
+      </w:r>
+    </w:p>
+    <w:p>
+      <w:r>
+        <w:t>**Pint 203 berkas**, **Vitest 29 berkas/209 test**, **realtime 9 test**, dan smoke CDP</w:t>
+      </w:r>
+    </w:p>
+    <w:p>
+      <w:r>
+        <w:t>`docs/smoke-ui-slice07.mjs` **21/21 lulus**.</w:t>
+      </w:r>
+    </w:p>
+    <w:p>
+      <w:pPr>
+        <w:pStyle w:val="ListBullet"/>
+      </w:pPr>
+      <w:r>
+        <w:t>**Dua bug nyata yang ditemukan pengujian**: (a) kunci tiket SSE di-prefix Laravel sehingga service Node</w:t>
+      </w:r>
+    </w:p>
+    <w:p>
+      <w:r>
+        <w:t xml:space="preserve">  tidak pernah menemukannya (handshake selalu 401) — diperbaiki dengan koneksi Redis `realtime` tanpa prefix;</w:t>
+      </w:r>
+    </w:p>
+    <w:p>
+      <w:r>
+        <w:t xml:space="preserve">  (b) **menutup layar Live Monitor mematikan seluruh service realtime**, karena pembersihan memanggil</w:t>
+      </w:r>
+    </w:p>
+    <w:p>
+      <w:r>
+        <w:t xml:space="preserve">  `unsubscribe()`/`disconnect()` yang menyisakan promise tanpa penangkap di ioredis — diperbaiki dengan</w:t>
+      </w:r>
+    </w:p>
+    <w:p>
+      <w:r>
+        <w:t xml:space="preserve">  penutupan sekali jalan memakai `quit()` plus test regresi.</w:t>
+      </w:r>
+    </w:p>
+    <w:p>
+      <w:pPr>
+        <w:pStyle w:val="ListBullet"/>
+      </w:pPr>
+      <w:r>
+        <w:t>**Rujukan log mentah**: `log-mentah/2026-10-05-prompt-2.md` — `2026-10-06 ±20.30–22.00 WIB` (pertanyaan</w:t>
+      </w:r>
+    </w:p>
+    <w:p>
+      <w:r>
+        <w:t>"fitur mana yang belum selesai", izin "boleh lanjutkan", backend Cheat + Presence, test 12 baru, frontend</w:t>
+      </w:r>
+    </w:p>
+    <w:p>
+      <w:r>
+        <w:t>security/presence/Live Monitor, SSE Node, smoke 21/21, dua bug di atas, sampai dokumentasi A.11).</w:t>
       </w:r>
     </w:p>
     <w:p>
@@ -234,7 +369,12 @@
         <w:pStyle w:val="ListBullet"/>
       </w:pPr>
       <w:r>
-        <w:t>**Status**: belum terisi — slice 10 belum dikerjakan.</w:t>
+        <w:t>**Status**: belum terisi — slice 08–10 (materi, avatar, tim, upload jawaban, AI, cache, Octane, deploy)</w:t>
+      </w:r>
+    </w:p>
+    <w:p>
+      <w:r>
+        <w:t xml:space="preserve">  belum dikerjakan.</w:t>
       </w:r>
     </w:p>
     <w:sectPr>
